--- a/Hexiamond_GDD.docx
+++ b/Hexiamond_GDD.docx
@@ -3321,6 +3321,31 @@
     </w:p>
     <w:p>
       <w:pPr>
+        <w:spacing w:after="140" w:before="0" w:line="300"/>
+      </w:pPr>
+      <w:r>
+        <w:rPr>
+          <w:rFonts w:ascii="맑은 고딕" w:cs="맑은 고딕" w:eastAsia="맑은 고딕" w:hAnsi="맑은 고딕"/>
+          <w:b/>
+          <w:bCs/>
+          <w:color w:val="B4761A"/>
+          <w:sz w:val="20"/>
+          <w:szCs w:val="20"/>
+        </w:rPr>
+        <w:t xml:space="preserve">배속 조절 기능은 넣지 마라. </w:t>
+      </w:r>
+      <w:r>
+        <w:rPr>
+          <w:rFonts w:ascii="맑은 고딕" w:cs="맑은 고딕" w:eastAsia="맑은 고딕" w:hAnsi="맑은 고딕"/>
+          <w:color w:val="1B2030"/>
+          <w:sz w:val="20"/>
+          <w:szCs w:val="20"/>
+        </w:rPr>
+        <w:t xml:space="preserve">이 기능의 목적은 자기 판을 되짚어 보는 것이지 빨리 넘기는 것이 아니다. 선택지를 주면 매번 무엇을 고를지 판단해야 해서 보는 일에 집중이 깨진다.</w:t>
+      </w:r>
+    </w:p>
+    <w:p>
+      <w:pPr>
         <w:spacing w:after="200" w:before="0" w:line="300"/>
       </w:pPr>
       <w:r>
@@ -3330,7 +3355,7 @@
           <w:sz w:val="20"/>
           <w:szCs w:val="20"/>
         </w:rPr>
-        <w:t xml:space="preserve">배속은 0.5× / 1× / 2× / 4×를 제공하고 기본은 1×(= 초당 4수). 배속은 이 고정값에 곱해진다. 재생 중 배속을 바꾸면 다음 수부터 즉시 반영되어야 한다. 재생이 끝나면 보드를 원래 상태로 정확히 복원하라.</w:t>
+        <w:t xml:space="preserve">재생 중에는 진행한 수와 누적 점수, 진행 바만 보여준다. 재생이 끝나면 보드를 원래 상태로 정확히 복원하라.</w:t>
       </w:r>
     </w:p>
     <w:p>

--- a/Hexiamond_GDD.docx
+++ b/Hexiamond_GDD.docx
@@ -1307,7 +1307,7 @@
           <w:sz w:val="20"/>
           <w:szCs w:val="20"/>
         </w:rPr>
-        <w:t xml:space="preserve">정삼각형을 변끼리 이어 붙인 폴리아이아몬드 8종. 가중치는 등장 확률이다.</w:t>
+        <w:t xml:space="preserve">정삼각형을 변끼리 이어 붙인 폴리아이아몬드 7종. 가중치는 등장 확률이다.</w:t>
       </w:r>
     </w:p>
     <w:tbl>
@@ -1323,10 +1323,11 @@
         </w:tblBorders>
       </w:tblPr>
       <w:tblGrid>
-        <w:gridCol w:w="722"/>
-        <w:gridCol w:w="1986"/>
-        <w:gridCol w:w="4964"/>
-        <w:gridCol w:w="1354"/>
+        <w:gridCol w:w="632"/>
+        <w:gridCol w:w="1805"/>
+        <w:gridCol w:w="4242"/>
+        <w:gridCol w:w="1083"/>
+        <w:gridCol w:w="1264"/>
       </w:tblGrid>
       <w:tr>
         <w:trPr>
@@ -1334,7 +1335,7 @@
         </w:trPr>
         <w:tc>
           <w:tcPr>
-            <w:tcW w:type="dxa" w:w="722"/>
+            <w:tcW w:type="dxa" w:w="632"/>
             <w:shd w:fill="F1F3F7" w:color="auto" w:val="clear"/>
             <w:tcMar>
               <w:top w:type="dxa" w:w="90"/>
@@ -1362,7 +1363,7 @@
         </w:tc>
         <w:tc>
           <w:tcPr>
-            <w:tcW w:type="dxa" w:w="1986"/>
+            <w:tcW w:type="dxa" w:w="1805"/>
             <w:shd w:fill="F1F3F7" w:color="auto" w:val="clear"/>
             <w:tcMar>
               <w:top w:type="dxa" w:w="90"/>
@@ -1390,7 +1391,7 @@
         </w:tc>
         <w:tc>
           <w:tcPr>
-            <w:tcW w:type="dxa" w:w="4964"/>
+            <w:tcW w:type="dxa" w:w="4242"/>
             <w:shd w:fill="F1F3F7" w:color="auto" w:val="clear"/>
             <w:tcMar>
               <w:top w:type="dxa" w:w="90"/>
@@ -1418,7 +1419,7 @@
         </w:tc>
         <w:tc>
           <w:tcPr>
-            <w:tcW w:type="dxa" w:w="1354"/>
+            <w:tcW w:type="dxa" w:w="1083"/>
             <w:shd w:fill="F1F3F7" w:color="auto" w:val="clear"/>
             <w:tcMar>
               <w:top w:type="dxa" w:w="90"/>
@@ -1440,6 +1441,34 @@
                 <w:sz w:val="19"/>
                 <w:szCs w:val="19"/>
               </w:rPr>
+              <w:t xml:space="preserve">방향</w:t>
+            </w:r>
+          </w:p>
+        </w:tc>
+        <w:tc>
+          <w:tcPr>
+            <w:tcW w:type="dxa" w:w="1264"/>
+            <w:shd w:fill="F1F3F7" w:color="auto" w:val="clear"/>
+            <w:tcMar>
+              <w:top w:type="dxa" w:w="90"/>
+              <w:left w:type="dxa" w:w="130"/>
+              <w:bottom w:type="dxa" w:w="90"/>
+              <w:right w:type="dxa" w:w="130"/>
+            </w:tcMar>
+          </w:tcPr>
+          <w:p>
+            <w:pPr>
+              <w:spacing w:after="0" w:line="280"/>
+            </w:pPr>
+            <w:r>
+              <w:rPr>
+                <w:rFonts w:ascii="맑은 고딕" w:cs="맑은 고딕" w:eastAsia="맑은 고딕" w:hAnsi="맑은 고딕"/>
+                <w:b/>
+                <w:bCs/>
+                <w:color w:val="1B2030"/>
+                <w:sz w:val="19"/>
+                <w:szCs w:val="19"/>
+              </w:rPr>
               <w:t xml:space="preserve">가중치</w:t>
             </w:r>
           </w:p>
@@ -1448,7 +1477,7 @@
       <w:tr>
         <w:tc>
           <w:tcPr>
-            <w:tcW w:type="dxa" w:w="722"/>
+            <w:tcW w:type="dxa" w:w="632"/>
             <w:tcMar>
               <w:top w:type="dxa" w:w="90"/>
               <w:left w:type="dxa" w:w="130"/>
@@ -1473,7 +1502,7 @@
         </w:tc>
         <w:tc>
           <w:tcPr>
-            <w:tcW w:type="dxa" w:w="1986"/>
+            <w:tcW w:type="dxa" w:w="1805"/>
             <w:tcMar>
               <w:top w:type="dxa" w:w="90"/>
               <w:left w:type="dxa" w:w="130"/>
@@ -1498,7 +1527,7 @@
         </w:tc>
         <w:tc>
           <w:tcPr>
-            <w:tcW w:type="dxa" w:w="4964"/>
+            <w:tcW w:type="dxa" w:w="4242"/>
             <w:tcMar>
               <w:top w:type="dxa" w:w="90"/>
               <w:left w:type="dxa" w:w="130"/>
@@ -1523,7 +1552,32 @@
         </w:tc>
         <w:tc>
           <w:tcPr>
-            <w:tcW w:type="dxa" w:w="1354"/>
+            <w:tcW w:type="dxa" w:w="1083"/>
+            <w:tcMar>
+              <w:top w:type="dxa" w:w="90"/>
+              <w:left w:type="dxa" w:w="130"/>
+              <w:bottom w:type="dxa" w:w="90"/>
+              <w:right w:type="dxa" w:w="130"/>
+            </w:tcMar>
+          </w:tcPr>
+          <w:p>
+            <w:pPr>
+              <w:spacing w:after="0" w:line="280"/>
+            </w:pPr>
+            <w:r>
+              <w:rPr>
+                <w:rFonts w:ascii="맑은 고딕" w:cs="맑은 고딕" w:eastAsia="맑은 고딕" w:hAnsi="맑은 고딕"/>
+                <w:color w:val="1B2030"/>
+                <w:sz w:val="19"/>
+                <w:szCs w:val="19"/>
+              </w:rPr>
+              <w:t xml:space="preserve">2</w:t>
+            </w:r>
+          </w:p>
+        </w:tc>
+        <w:tc>
+          <w:tcPr>
+            <w:tcW w:type="dxa" w:w="1264"/>
             <w:tcMar>
               <w:top w:type="dxa" w:w="90"/>
               <w:left w:type="dxa" w:w="130"/>
@@ -1550,7 +1604,7 @@
       <w:tr>
         <w:tc>
           <w:tcPr>
-            <w:tcW w:type="dxa" w:w="722"/>
+            <w:tcW w:type="dxa" w:w="632"/>
             <w:tcMar>
               <w:top w:type="dxa" w:w="90"/>
               <w:left w:type="dxa" w:w="130"/>
@@ -1575,7 +1629,7 @@
         </w:tc>
         <w:tc>
           <w:tcPr>
-            <w:tcW w:type="dxa" w:w="1986"/>
+            <w:tcW w:type="dxa" w:w="1805"/>
             <w:tcMar>
               <w:top w:type="dxa" w:w="90"/>
               <w:left w:type="dxa" w:w="130"/>
@@ -1600,7 +1654,7 @@
         </w:tc>
         <w:tc>
           <w:tcPr>
-            <w:tcW w:type="dxa" w:w="4964"/>
+            <w:tcW w:type="dxa" w:w="4242"/>
             <w:tcMar>
               <w:top w:type="dxa" w:w="90"/>
               <w:left w:type="dxa" w:w="130"/>
@@ -1625,7 +1679,32 @@
         </w:tc>
         <w:tc>
           <w:tcPr>
-            <w:tcW w:type="dxa" w:w="1354"/>
+            <w:tcW w:type="dxa" w:w="1083"/>
+            <w:tcMar>
+              <w:top w:type="dxa" w:w="90"/>
+              <w:left w:type="dxa" w:w="130"/>
+              <w:bottom w:type="dxa" w:w="90"/>
+              <w:right w:type="dxa" w:w="130"/>
+            </w:tcMar>
+          </w:tcPr>
+          <w:p>
+            <w:pPr>
+              <w:spacing w:after="0" w:line="280"/>
+            </w:pPr>
+            <w:r>
+              <w:rPr>
+                <w:rFonts w:ascii="맑은 고딕" w:cs="맑은 고딕" w:eastAsia="맑은 고딕" w:hAnsi="맑은 고딕"/>
+                <w:color w:val="1B2030"/>
+                <w:sz w:val="19"/>
+                <w:szCs w:val="19"/>
+              </w:rPr>
+              <w:t xml:space="preserve">3</w:t>
+            </w:r>
+          </w:p>
+        </w:tc>
+        <w:tc>
+          <w:tcPr>
+            <w:tcW w:type="dxa" w:w="1264"/>
             <w:tcMar>
               <w:top w:type="dxa" w:w="90"/>
               <w:left w:type="dxa" w:w="130"/>
@@ -1652,7 +1731,7 @@
       <w:tr>
         <w:tc>
           <w:tcPr>
-            <w:tcW w:type="dxa" w:w="722"/>
+            <w:tcW w:type="dxa" w:w="632"/>
             <w:tcMar>
               <w:top w:type="dxa" w:w="90"/>
               <w:left w:type="dxa" w:w="130"/>
@@ -1677,7 +1756,7 @@
         </w:tc>
         <w:tc>
           <w:tcPr>
-            <w:tcW w:type="dxa" w:w="1986"/>
+            <w:tcW w:type="dxa" w:w="1805"/>
             <w:tcMar>
               <w:top w:type="dxa" w:w="90"/>
               <w:left w:type="dxa" w:w="130"/>
@@ -1702,7 +1781,7 @@
         </w:tc>
         <w:tc>
           <w:tcPr>
-            <w:tcW w:type="dxa" w:w="4964"/>
+            <w:tcW w:type="dxa" w:w="4242"/>
             <w:tcMar>
               <w:top w:type="dxa" w:w="90"/>
               <w:left w:type="dxa" w:w="130"/>
@@ -1727,7 +1806,32 @@
         </w:tc>
         <w:tc>
           <w:tcPr>
-            <w:tcW w:type="dxa" w:w="1354"/>
+            <w:tcW w:type="dxa" w:w="1083"/>
+            <w:tcMar>
+              <w:top w:type="dxa" w:w="90"/>
+              <w:left w:type="dxa" w:w="130"/>
+              <w:bottom w:type="dxa" w:w="90"/>
+              <w:right w:type="dxa" w:w="130"/>
+            </w:tcMar>
+          </w:tcPr>
+          <w:p>
+            <w:pPr>
+              <w:spacing w:after="0" w:line="280"/>
+            </w:pPr>
+            <w:r>
+              <w:rPr>
+                <w:rFonts w:ascii="맑은 고딕" w:cs="맑은 고딕" w:eastAsia="맑은 고딕" w:hAnsi="맑은 고딕"/>
+                <w:color w:val="1B2030"/>
+                <w:sz w:val="19"/>
+                <w:szCs w:val="19"/>
+              </w:rPr>
+              <w:t xml:space="preserve">6</w:t>
+            </w:r>
+          </w:p>
+        </w:tc>
+        <w:tc>
+          <w:tcPr>
+            <w:tcW w:type="dxa" w:w="1264"/>
             <w:tcMar>
               <w:top w:type="dxa" w:w="90"/>
               <w:left w:type="dxa" w:w="130"/>
@@ -1754,7 +1858,7 @@
       <w:tr>
         <w:tc>
           <w:tcPr>
-            <w:tcW w:type="dxa" w:w="722"/>
+            <w:tcW w:type="dxa" w:w="632"/>
             <w:tcMar>
               <w:top w:type="dxa" w:w="90"/>
               <w:left w:type="dxa" w:w="130"/>
@@ -1779,7 +1883,7 @@
         </w:tc>
         <w:tc>
           <w:tcPr>
-            <w:tcW w:type="dxa" w:w="1986"/>
+            <w:tcW w:type="dxa" w:w="1805"/>
             <w:tcMar>
               <w:top w:type="dxa" w:w="90"/>
               <w:left w:type="dxa" w:w="130"/>
@@ -1804,7 +1908,7 @@
         </w:tc>
         <w:tc>
           <w:tcPr>
-            <w:tcW w:type="dxa" w:w="4964"/>
+            <w:tcW w:type="dxa" w:w="4242"/>
             <w:tcMar>
               <w:top w:type="dxa" w:w="90"/>
               <w:left w:type="dxa" w:w="130"/>
@@ -1829,26 +1933,51 @@
         </w:tc>
         <w:tc>
           <w:tcPr>
-            <w:tcW w:type="dxa" w:w="1354"/>
-            <w:tcMar>
-              <w:top w:type="dxa" w:w="90"/>
-              <w:left w:type="dxa" w:w="130"/>
-              <w:bottom w:type="dxa" w:w="90"/>
-              <w:right w:type="dxa" w:w="130"/>
-            </w:tcMar>
-          </w:tcPr>
-          <w:p>
-            <w:pPr>
-              <w:spacing w:after="0" w:line="280"/>
-            </w:pPr>
-            <w:r>
-              <w:rPr>
-                <w:rFonts w:ascii="맑은 고딕" w:cs="맑은 고딕" w:eastAsia="맑은 고딕" w:hAnsi="맑은 고딕"/>
-                <w:color w:val="1B2030"/>
-                <w:sz w:val="19"/>
-                <w:szCs w:val="19"/>
-              </w:rPr>
-              <w:t xml:space="preserve">12</w:t>
+            <w:tcW w:type="dxa" w:w="1083"/>
+            <w:tcMar>
+              <w:top w:type="dxa" w:w="90"/>
+              <w:left w:type="dxa" w:w="130"/>
+              <w:bottom w:type="dxa" w:w="90"/>
+              <w:right w:type="dxa" w:w="130"/>
+            </w:tcMar>
+          </w:tcPr>
+          <w:p>
+            <w:pPr>
+              <w:spacing w:after="0" w:line="280"/>
+            </w:pPr>
+            <w:r>
+              <w:rPr>
+                <w:rFonts w:ascii="맑은 고딕" w:cs="맑은 고딕" w:eastAsia="맑은 고딕" w:hAnsi="맑은 고딕"/>
+                <w:color w:val="1B2030"/>
+                <w:sz w:val="19"/>
+                <w:szCs w:val="19"/>
+              </w:rPr>
+              <w:t xml:space="preserve">3</w:t>
+            </w:r>
+          </w:p>
+        </w:tc>
+        <w:tc>
+          <w:tcPr>
+            <w:tcW w:type="dxa" w:w="1264"/>
+            <w:tcMar>
+              <w:top w:type="dxa" w:w="90"/>
+              <w:left w:type="dxa" w:w="130"/>
+              <w:bottom w:type="dxa" w:w="90"/>
+              <w:right w:type="dxa" w:w="130"/>
+            </w:tcMar>
+          </w:tcPr>
+          <w:p>
+            <w:pPr>
+              <w:spacing w:after="0" w:line="280"/>
+            </w:pPr>
+            <w:r>
+              <w:rPr>
+                <w:rFonts w:ascii="맑은 고딕" w:cs="맑은 고딕" w:eastAsia="맑은 고딕" w:hAnsi="맑은 고딕"/>
+                <w:color w:val="1B2030"/>
+                <w:sz w:val="19"/>
+                <w:szCs w:val="19"/>
+              </w:rPr>
+              <w:t xml:space="preserve">16</w:t>
             </w:r>
           </w:p>
         </w:tc>
@@ -1856,7 +1985,7 @@
       <w:tr>
         <w:tc>
           <w:tcPr>
-            <w:tcW w:type="dxa" w:w="722"/>
+            <w:tcW w:type="dxa" w:w="632"/>
             <w:tcMar>
               <w:top w:type="dxa" w:w="90"/>
               <w:left w:type="dxa" w:w="130"/>
@@ -1881,7 +2010,7 @@
         </w:tc>
         <w:tc>
           <w:tcPr>
-            <w:tcW w:type="dxa" w:w="1986"/>
+            <w:tcW w:type="dxa" w:w="1805"/>
             <w:tcMar>
               <w:top w:type="dxa" w:w="90"/>
               <w:left w:type="dxa" w:w="130"/>
@@ -1906,7 +2035,7 @@
         </w:tc>
         <w:tc>
           <w:tcPr>
-            <w:tcW w:type="dxa" w:w="4964"/>
+            <w:tcW w:type="dxa" w:w="4242"/>
             <w:tcMar>
               <w:top w:type="dxa" w:w="90"/>
               <w:left w:type="dxa" w:w="130"/>
@@ -1931,26 +2060,51 @@
         </w:tc>
         <w:tc>
           <w:tcPr>
-            <w:tcW w:type="dxa" w:w="1354"/>
-            <w:tcMar>
-              <w:top w:type="dxa" w:w="90"/>
-              <w:left w:type="dxa" w:w="130"/>
-              <w:bottom w:type="dxa" w:w="90"/>
-              <w:right w:type="dxa" w:w="130"/>
-            </w:tcMar>
-          </w:tcPr>
-          <w:p>
-            <w:pPr>
-              <w:spacing w:after="0" w:line="280"/>
-            </w:pPr>
-            <w:r>
-              <w:rPr>
-                <w:rFonts w:ascii="맑은 고딕" w:cs="맑은 고딕" w:eastAsia="맑은 고딕" w:hAnsi="맑은 고딕"/>
-                <w:color w:val="1B2030"/>
-                <w:sz w:val="19"/>
-                <w:szCs w:val="19"/>
-              </w:rPr>
-              <w:t xml:space="preserve">13</w:t>
+            <w:tcW w:type="dxa" w:w="1083"/>
+            <w:tcMar>
+              <w:top w:type="dxa" w:w="90"/>
+              <w:left w:type="dxa" w:w="130"/>
+              <w:bottom w:type="dxa" w:w="90"/>
+              <w:right w:type="dxa" w:w="130"/>
+            </w:tcMar>
+          </w:tcPr>
+          <w:p>
+            <w:pPr>
+              <w:spacing w:after="0" w:line="280"/>
+            </w:pPr>
+            <w:r>
+              <w:rPr>
+                <w:rFonts w:ascii="맑은 고딕" w:cs="맑은 고딕" w:eastAsia="맑은 고딕" w:hAnsi="맑은 고딕"/>
+                <w:color w:val="1B2030"/>
+                <w:sz w:val="19"/>
+                <w:szCs w:val="19"/>
+              </w:rPr>
+              <w:t xml:space="preserve">2</w:t>
+            </w:r>
+          </w:p>
+        </w:tc>
+        <w:tc>
+          <w:tcPr>
+            <w:tcW w:type="dxa" w:w="1264"/>
+            <w:tcMar>
+              <w:top w:type="dxa" w:w="90"/>
+              <w:left w:type="dxa" w:w="130"/>
+              <w:bottom w:type="dxa" w:w="90"/>
+              <w:right w:type="dxa" w:w="130"/>
+            </w:tcMar>
+          </w:tcPr>
+          <w:p>
+            <w:pPr>
+              <w:spacing w:after="0" w:line="280"/>
+            </w:pPr>
+            <w:r>
+              <w:rPr>
+                <w:rFonts w:ascii="맑은 고딕" w:cs="맑은 고딕" w:eastAsia="맑은 고딕" w:hAnsi="맑은 고딕"/>
+                <w:color w:val="1B2030"/>
+                <w:sz w:val="19"/>
+                <w:szCs w:val="19"/>
+              </w:rPr>
+              <w:t xml:space="preserve">15</w:t>
             </w:r>
           </w:p>
         </w:tc>
@@ -1958,7 +2112,7 @@
       <w:tr>
         <w:tc>
           <w:tcPr>
-            <w:tcW w:type="dxa" w:w="722"/>
+            <w:tcW w:type="dxa" w:w="632"/>
             <w:tcMar>
               <w:top w:type="dxa" w:w="90"/>
               <w:left w:type="dxa" w:w="130"/>
@@ -1983,7 +2137,7 @@
         </w:tc>
         <w:tc>
           <w:tcPr>
-            <w:tcW w:type="dxa" w:w="1986"/>
+            <w:tcW w:type="dxa" w:w="1805"/>
             <w:tcMar>
               <w:top w:type="dxa" w:w="90"/>
               <w:left w:type="dxa" w:w="130"/>
@@ -2008,7 +2162,7 @@
         </w:tc>
         <w:tc>
           <w:tcPr>
-            <w:tcW w:type="dxa" w:w="4964"/>
+            <w:tcW w:type="dxa" w:w="4242"/>
             <w:tcMar>
               <w:top w:type="dxa" w:w="90"/>
               <w:left w:type="dxa" w:w="130"/>
@@ -2033,26 +2187,51 @@
         </w:tc>
         <w:tc>
           <w:tcPr>
-            <w:tcW w:type="dxa" w:w="1354"/>
-            <w:tcMar>
-              <w:top w:type="dxa" w:w="90"/>
-              <w:left w:type="dxa" w:w="130"/>
-              <w:bottom w:type="dxa" w:w="90"/>
-              <w:right w:type="dxa" w:w="130"/>
-            </w:tcMar>
-          </w:tcPr>
-          <w:p>
-            <w:pPr>
-              <w:spacing w:after="0" w:line="280"/>
-            </w:pPr>
-            <w:r>
-              <w:rPr>
-                <w:rFonts w:ascii="맑은 고딕" w:cs="맑은 고딕" w:eastAsia="맑은 고딕" w:hAnsi="맑은 고딕"/>
-                <w:color w:val="1B2030"/>
-                <w:sz w:val="19"/>
-                <w:szCs w:val="19"/>
-              </w:rPr>
-              <w:t xml:space="preserve">11</w:t>
+            <w:tcW w:type="dxa" w:w="1083"/>
+            <w:tcMar>
+              <w:top w:type="dxa" w:w="90"/>
+              <w:left w:type="dxa" w:w="130"/>
+              <w:bottom w:type="dxa" w:w="90"/>
+              <w:right w:type="dxa" w:w="130"/>
+            </w:tcMar>
+          </w:tcPr>
+          <w:p>
+            <w:pPr>
+              <w:spacing w:after="0" w:line="280"/>
+            </w:pPr>
+            <w:r>
+              <w:rPr>
+                <w:rFonts w:ascii="맑은 고딕" w:cs="맑은 고딕" w:eastAsia="맑은 고딕" w:hAnsi="맑은 고딕"/>
+                <w:color w:val="1B2030"/>
+                <w:sz w:val="19"/>
+                <w:szCs w:val="19"/>
+              </w:rPr>
+              <w:t xml:space="preserve">6</w:t>
+            </w:r>
+          </w:p>
+        </w:tc>
+        <w:tc>
+          <w:tcPr>
+            <w:tcW w:type="dxa" w:w="1264"/>
+            <w:tcMar>
+              <w:top w:type="dxa" w:w="90"/>
+              <w:left w:type="dxa" w:w="130"/>
+              <w:bottom w:type="dxa" w:w="90"/>
+              <w:right w:type="dxa" w:w="130"/>
+            </w:tcMar>
+          </w:tcPr>
+          <w:p>
+            <w:pPr>
+              <w:spacing w:after="0" w:line="280"/>
+            </w:pPr>
+            <w:r>
+              <w:rPr>
+                <w:rFonts w:ascii="맑은 고딕" w:cs="맑은 고딕" w:eastAsia="맑은 고딕" w:hAnsi="맑은 고딕"/>
+                <w:color w:val="1B2030"/>
+                <w:sz w:val="19"/>
+                <w:szCs w:val="19"/>
+              </w:rPr>
+              <w:t xml:space="preserve">16</w:t>
             </w:r>
           </w:p>
         </w:tc>
@@ -2060,109 +2239,7 @@
       <w:tr>
         <w:tc>
           <w:tcPr>
-            <w:tcW w:type="dxa" w:w="722"/>
-            <w:tcMar>
-              <w:top w:type="dxa" w:w="90"/>
-              <w:left w:type="dxa" w:w="130"/>
-              <w:bottom w:type="dxa" w:w="90"/>
-              <w:right w:type="dxa" w:w="130"/>
-            </w:tcMar>
-          </w:tcPr>
-          <w:p>
-            <w:pPr>
-              <w:spacing w:after="0" w:line="280"/>
-            </w:pPr>
-            <w:r>
-              <w:rPr>
-                <w:rFonts w:ascii="맑은 고딕" w:cs="맑은 고딕" w:eastAsia="맑은 고딕" w:hAnsi="맑은 고딕"/>
-                <w:color w:val="1B2030"/>
-                <w:sz w:val="19"/>
-                <w:szCs w:val="19"/>
-              </w:rPr>
-              <w:t xml:space="preserve">4</w:t>
-            </w:r>
-          </w:p>
-        </w:tc>
-        <w:tc>
-          <w:tcPr>
-            <w:tcW w:type="dxa" w:w="1986"/>
-            <w:tcMar>
-              <w:top w:type="dxa" w:w="90"/>
-              <w:left w:type="dxa" w:w="130"/>
-              <w:bottom w:type="dxa" w:w="90"/>
-              <w:right w:type="dxa" w:w="130"/>
-            </w:tcMar>
-          </w:tcPr>
-          <w:p>
-            <w:pPr>
-              <w:spacing w:after="0" w:line="280"/>
-            </w:pPr>
-            <w:r>
-              <w:rPr>
-                <w:rFonts w:ascii="맑은 고딕" w:cs="맑은 고딕" w:eastAsia="맑은 고딕" w:hAnsi="맑은 고딕"/>
-                <w:color w:val="1B2030"/>
-                <w:sz w:val="19"/>
-                <w:szCs w:val="19"/>
-              </w:rPr>
-              <w:t xml:space="preserve">갈고리(대칭)</w:t>
-            </w:r>
-          </w:p>
-        </w:tc>
-        <w:tc>
-          <w:tcPr>
-            <w:tcW w:type="dxa" w:w="4964"/>
-            <w:tcMar>
-              <w:top w:type="dxa" w:w="90"/>
-              <w:left w:type="dxa" w:w="130"/>
-              <w:bottom w:type="dxa" w:w="90"/>
-              <w:right w:type="dxa" w:w="130"/>
-            </w:tcMar>
-          </w:tcPr>
-          <w:p>
-            <w:pPr>
-              <w:spacing w:after="0" w:line="280"/>
-            </w:pPr>
-            <w:r>
-              <w:rPr>
-                <w:rFonts w:ascii="맑은 고딕" w:cs="맑은 고딕" w:eastAsia="맑은 고딕" w:hAnsi="맑은 고딕"/>
-                <w:color w:val="1B2030"/>
-                <w:sz w:val="19"/>
-                <w:szCs w:val="19"/>
-              </w:rPr>
-              <w:t xml:space="preserve">(0,1) (0,2) (0,3) (1,1)</w:t>
-            </w:r>
-          </w:p>
-        </w:tc>
-        <w:tc>
-          <w:tcPr>
-            <w:tcW w:type="dxa" w:w="1354"/>
-            <w:tcMar>
-              <w:top w:type="dxa" w:w="90"/>
-              <w:left w:type="dxa" w:w="130"/>
-              <w:bottom w:type="dxa" w:w="90"/>
-              <w:right w:type="dxa" w:w="130"/>
-            </w:tcMar>
-          </w:tcPr>
-          <w:p>
-            <w:pPr>
-              <w:spacing w:after="0" w:line="280"/>
-            </w:pPr>
-            <w:r>
-              <w:rPr>
-                <w:rFonts w:ascii="맑은 고딕" w:cs="맑은 고딕" w:eastAsia="맑은 고딕" w:hAnsi="맑은 고딕"/>
-                <w:color w:val="1B2030"/>
-                <w:sz w:val="19"/>
-                <w:szCs w:val="19"/>
-              </w:rPr>
-              <w:t xml:space="preserve">11</w:t>
-            </w:r>
-          </w:p>
-        </w:tc>
-      </w:tr>
-      <w:tr>
-        <w:tc>
-          <w:tcPr>
-            <w:tcW w:type="dxa" w:w="722"/>
+            <w:tcW w:type="dxa" w:w="632"/>
             <w:tcMar>
               <w:top w:type="dxa" w:w="90"/>
               <w:left w:type="dxa" w:w="130"/>
@@ -2187,7 +2264,7 @@
         </w:tc>
         <w:tc>
           <w:tcPr>
-            <w:tcW w:type="dxa" w:w="1986"/>
+            <w:tcW w:type="dxa" w:w="1805"/>
             <w:tcMar>
               <w:top w:type="dxa" w:w="90"/>
               <w:left w:type="dxa" w:w="130"/>
@@ -2212,7 +2289,7 @@
         </w:tc>
         <w:tc>
           <w:tcPr>
-            <w:tcW w:type="dxa" w:w="4964"/>
+            <w:tcW w:type="dxa" w:w="4242"/>
             <w:tcMar>
               <w:top w:type="dxa" w:w="90"/>
               <w:left w:type="dxa" w:w="130"/>
@@ -2237,7 +2314,32 @@
         </w:tc>
         <w:tc>
           <w:tcPr>
-            <w:tcW w:type="dxa" w:w="1354"/>
+            <w:tcW w:type="dxa" w:w="1083"/>
+            <w:tcMar>
+              <w:top w:type="dxa" w:w="90"/>
+              <w:left w:type="dxa" w:w="130"/>
+              <w:bottom w:type="dxa" w:w="90"/>
+              <w:right w:type="dxa" w:w="130"/>
+            </w:tcMar>
+          </w:tcPr>
+          <w:p>
+            <w:pPr>
+              <w:spacing w:after="0" w:line="280"/>
+            </w:pPr>
+            <w:r>
+              <w:rPr>
+                <w:rFonts w:ascii="맑은 고딕" w:cs="맑은 고딕" w:eastAsia="맑은 고딕" w:hAnsi="맑은 고딕"/>
+                <w:color w:val="1B2030"/>
+                <w:sz w:val="19"/>
+                <w:szCs w:val="19"/>
+              </w:rPr>
+              <w:t xml:space="preserve">1</w:t>
+            </w:r>
+          </w:p>
+        </w:tc>
+        <w:tc>
+          <w:tcPr>
+            <w:tcW w:type="dxa" w:w="1264"/>
             <w:tcMar>
               <w:top w:type="dxa" w:w="90"/>
               <w:left w:type="dxa" w:w="130"/>
@@ -2264,16 +2366,41 @@
     </w:tbl>
     <w:p>
       <w:pPr>
-        <w:spacing w:after="200" w:before="160" w:line="300"/>
-      </w:pPr>
-      <w:r>
-        <w:rPr>
-          <w:rFonts w:ascii="맑은 고딕" w:cs="맑은 고딕" w:eastAsia="맑은 고딕" w:hAnsi="맑은 고딕"/>
-          <w:color w:val="1B2030"/>
-          <w:sz w:val="20"/>
-          <w:szCs w:val="20"/>
-        </w:rPr>
-        <w:t xml:space="preserve">1칸 조각은 막힌 판을 푸는 구제 카드다. 흔하면 게임이 무너지므로 가중치를 낮게 유지하라. 6칸 정육각형은 회전 대칭이라 방향이 하나뿐이며, 이 게임의 상징이다.</w:t>
+        <w:spacing w:after="160" w:before="160" w:line="300"/>
+      </w:pPr>
+      <w:r>
+        <w:rPr>
+          <w:rFonts w:ascii="맑은 고딕" w:cs="맑은 고딕" w:eastAsia="맑은 고딕" w:hAnsi="맑은 고딕"/>
+          <w:color w:val="1B2030"/>
+          <w:sz w:val="20"/>
+          <w:szCs w:val="20"/>
+        </w:rPr>
+        <w:t xml:space="preserve">방향까지 세면 플레이어가 마주치는 서로 다른 모양은 23가지다. 1칸 조각은 막힌 판을 푸는 구제 카드라 흔하면 게임이 무너지므로 가중치를 낮게 유지하라. 6칸 정육각형은 회전 대칭이라 방향이 하나뿐이며, 이 게임의 상징이다.</w:t>
+      </w:r>
+    </w:p>
+    <w:p>
+      <w:pPr>
+        <w:spacing w:after="200" w:before="0" w:line="300"/>
+      </w:pPr>
+      <w:r>
+        <w:rPr>
+          <w:rFonts w:ascii="맑은 고딕" w:cs="맑은 고딕" w:eastAsia="맑은 고딕" w:hAnsi="맑은 고딕"/>
+          <w:b/>
+          <w:bCs/>
+          <w:color w:val="B4761A"/>
+          <w:sz w:val="20"/>
+          <w:szCs w:val="20"/>
+        </w:rPr>
+        <w:t xml:space="preserve">함정 — 4칸 조각은 세 종뿐이다. </w:t>
+      </w:r>
+      <w:r>
+        <w:rPr>
+          <w:rFonts w:ascii="맑은 고딕" w:cs="맑은 고딕" w:eastAsia="맑은 고딕" w:hAnsi="맑은 고딕"/>
+          <w:color w:val="1B2030"/>
+          <w:sz w:val="20"/>
+          <w:szCs w:val="20"/>
+        </w:rPr>
+        <w:t xml:space="preserve">갈고리의 거울상 (0,1) (0,2) (0,3) (1,1) 을 별개 조각으로 추가하고 싶어지지만, 그것은 갈고리 자신의 회전이다. 따로 등록하면 같은 모양이 두 배 확률로 나온다. 조각을 추가할 때는 반드시 모든 조각의 모든 방향을 모아 교차 중복이 없는지 검사하라.</w:t>
       </w:r>
     </w:p>
     <w:p>
@@ -2416,7 +2543,7 @@
           <w:sz w:val="20"/>
           <w:szCs w:val="20"/>
         </w:rPr>
-        <w:t xml:space="preserve">각 조각의 6방향을 생성한 뒤 ① 변 인접 기준으로 연결되어 있는지 ② 칸 수가 보존되는지 확인하라. 정상이면 방향 수는 표 순서대로 2, 3, 6, 3, 2, 6, 6, 1이 나온다.</w:t>
+        <w:t xml:space="preserve">각 조각의 6방향을 생성한 뒤 ① 변 인접 기준으로 연결되어 있는지 ② 칸 수가 보존되는지 ③ 다른 조각과 같은 모양을 만들지 않는지 확인하라. 정상이면 방향 수는 표 순서대로 2, 3, 6, 3, 2, 6, 1이고, 서로 다른 모양의 총합은 23이다.</w:t>
       </w:r>
     </w:p>
     <w:p>
